--- a/arb/docx/12.content.docx
+++ b/arb/docx/12.content.docx
@@ -147,13 +147,6 @@
         <w:rPr>
           <w:lang w:val="ar_AE" w:bidi="ar_AE"/>
         </w:rPr>
-      </w:r>
-      <w:r>
-        <w:rPr>
-          <w:i/>
-          <w:lang w:val="ar_AE" w:bidi="ar_AE"/>
-        </w:rPr>
-        <w:t>٢ ملوك ١: ٢, ٢ ملوك ١: ٤, ٢ ملوك ١: ٨, ٢ ملوك ١: ١٠, ٢ ملوك ١: ١٣, ٢ ملوك ١: ١٧, ٢ ملوك ٢: ١, ٢ ملوك ٢: ٣, ٢ ملوك ٢: ٨, ٢ ملوك ٢: ٩, ٢ ملوك ٢: ١١, ٢ ملوك ٢: ١٤, ٢ ملوك ٢: ١٦, ٢ ملوك ٢: ١٧, ٢ ملوك ٢: ١٩, ٢ ملوك ٢: ٢١–٢٢, ٢ ملوك ٢: ٢٣–٢٤, ٢ ملوك ٣: ٢, ٢ ملوك ٣: ٦, ٢ ملوك ٣: ٩, ٢ ملوك ٣: ١١, ٢ ملوك ٣: ١٤, ٢ ملوك ٣: ١٥, ٢ ملوك ٣: ٢٠, ٢ ملوك ٣: ٢١, ٢ ملوك ٣: ٢٢–٢٣, ٢ ملوك ٣: ٢٧, ٢ ملوك ٤: ١, ٢ ملوك ٤: ٣, ٢ ملوك ٤: ٦, ٢ ملوك ٤ :١٠, ٢ ملوك ٤: ١٦, ٢ ملوك ٤: ١٨–١٩, ٢ ملوك ٤: ٢٠, ٢ ملوك ٤: ٢٥, ٢ ملوك ٤: ٢٦, ٢ ملوك ٤: ٢٧, ٢ ملوك ٤: ٢٩, ٢ ملوك ٤: ٣١, ٢ ملوك ٤: ٣٤, ٢ ملوك ٤: ٣٥, ٢ ملوك ٤: ٣٨–٣٩, ٢ ملوك ٤: ٤٠–٤١, ٢ ملوك ٤: ٤٢–٤٣, ٢ ملوك ٥: ١, ٢ ملوك ٥: ٣, ٢ ملوك ٥: ٦, ٢ ملوك ٥: ٧, ٢ ملوك ٥: ١٠, ٢ ملوك ٥: ١١, ٢ ملوك ٥: ١٤, ٢ ملوك ٥: ١٥, ٢ ملوك ٥: ١٨, ٢ ملوك ٥: ٢٢, ٢ ملوك ٥: ٢٤, ٢ ملوك ٥: ٢٦–٢٧, ٢ ملوك ٦: ١–٢, ٢ ملوك ٦: ٥, ٢ ملوك ٦: ٦, ٢ ملوك ٦: ١٢, ٢ ملوك ٦: ١٥, ٢ ملوك ٦: ١٨–١٩, ٢ ملوك ٦: ٢٠, ٢ ملوك ٦: ٢٢–٢٣, ٢ ملوك ٦: ٢٥, ٢ ملوك ٦: ٢٨–٢٩, ٢ ملوك ٦: ٣١, ٢ ملوك ٦: ٣٢, ٢ ملوك ٧: ٢, ٢ ملوك ٧: ٣, ٢ ملوك ٧: ٦, ٢ ملوك ٧: ١١, ٢ ملوك ٧: ١٢, ٢ ملوك ٧: ١٥, ٢ ملوك ٧: ١٨–١٩, ٢ ملوك ٨: ١–٢, ٢ ملوك ٨: ٣, ٢ ملوك ٨: ٥, ٢ ملوك ٨: ٩, ٢ ملوك ٨: ١١–١٢, ٢ ملوك ٨: ١٤–١٥, ٢ ملوك ٨: ١٨, ٢ ملوك ٨: ١٩, ٢ ملوك ٨ :٢٠, ٢ ملوك ٨: ٢٧, ٢ ملوك ٨: ٢٩, ٢ ملوك ٩: ١–٣, ٢ ملوك ٩: ٦, ٢ ملوك ٩: ٧, ٢ ملوك ٩: ١٠, ٢ ملوك ٩: ١٢–١٣, ٢ ملوك ٩: ١٥, ٢ ملوك ٩: ١٧–١٨, ٢ ملوك ٩: ٢٠, ٢ ملوك ٩: ٢١, ٢ ملوك ٩: ٢٤, ٢ ملوك ٩: ٢٦, ٢ ملوك ٩: ٢٨, ٢ ملوك ٩: ٣٠, ٢ ملوك ٩: ٣٣, ٢ ملوك ٩: ٣٥, ٢ ملوك ١٠: ٣, ٢ ملوك ١٠: ٤–٥, ٢ ملوك ١٠: ٧, ٢ ملوك ١٠: ١٠, ٢ ملوك ١٠: ١٣–١٤, ٢ ملوك ١٠: ١٥, ٢ ملوك ١٠: ١٩, ٢ ملوك ١٠: ٢١, ٢ ملوك ١٠: ٢٤, ٢ ملوك ١٠: ٢٧, ٢ ملوك ١٠: ٢٩, ٢ ملوك ١٠: ٣٠, ٢ ملوك ١٠: ٣٤, ٢ ملوك ١١: ١–٢, ٢ ملوك ١١: ٤, ٢ ملوك ١١: ٧, ٢ ملوك ١١: ١٠, ٢ ملوك ١١: ١٤, ٢ ملوك ١١: ١٥–١٦, ٢ ملوك ١١: ١٧–١٨, ٢ ملوك ١١: ١٩–٢٠, ٢ ملوك ١٢: ٢, ٢ ملوك ١٢: ٤, ٢ ملوك ١٢: ٦–٧, ٢ ملوك ١٢: ٩, ٢ ملوك ١٢: ١٢, ٢ ملوك ١٢: ١٦, ٢ ملوك ١٢: ١٨, ٢ ملوك ١٢: ٢١, ٢ ملوك ١٣: ٤–٥, ٢ ملوك ١٣: ٧, ٢ ملوك ١٣: ١٥, ٢ ملوك ١٣: ١٨–١٩, ٢ ملوك ١٣: ٢١, ٢ ملوك ١٣: ٢٣, ٢ ملوك ١٤: ٥, ٢ ملوك ١٤: ٦, ٢ ملوك ١٤: ٩, ٢ ملوك ١٤: ١٤, ٢ ملوك ١٤: ١٩, ٢ ملوك ١٤: ٢٢, ٢ ملوك ١٤: ٢٥, ٢ ملوك ١٤: ٢٦–٢٧, ٢ ملوك ١٥: ٥, ٢ ملوك ١٥: ٧, ٢ ملوك ١٥: ١٠, ٢ ملوك ١٥: ١٢, ٢ ملوك ١٥: ١٣–١٤, ٢ ملوك ١٥: ١٦, ٢ ملوك ١٥: ١٩–٢٠, ٢ ملوك ١٥: ٢٥, ٢ ملوك ١٥: ٢٩–٣٠, ٢ ملوك ١٥: ٣٤, ٢ ملوك ١٦: ٣, ٢ ملوك ١٦: ٥, ٢ ملوك ١٦: ٨, ٢ ملوك ١٦: ١٠–١١, ٢ ملوك ١٦: ١٣, ٢ ملوك ١٦: ١٥, ٢ ملوك ١٦: ١٨, ٢ ملوك ١٧: ٣, ٢ ملوك ١٧: ٤, ٢ ملوك ١٧: ٧, ٢ ملوك ١٧: ١٢, ٢ ملوك ١٧: ١٣, ٢ ملوك ١٧: ١٤, ٢ ملوك ١٧: ١٧, ٢ ملوك ١٧: ٢٢–٢٣, ٢ ملوك ١٧: ٢٥, ٢ ملوك ١٧: ٢٨, ٢ ملوك ١٧: ٢٩, ٢ ملوك ١٧: ٣٢, ٢ ملوك ١٧: ٣٤–٣٥, ٢ ملوك ١٧: ٤٠, ٢ ملوك ١٨: ٤, ٢ ملوك ١٨: ٩–١٠, ٢ ملوك ١٨: ١١–١٢, ٢ ملوك ١٨: ١٥, ٢ ملوك ١٨: ١٧–١٨, ٢ ملوك ١٨: ٢١, ٢ ملوك ١٨: ٢٣, ٢ ملوك ١٨: ٢٥, ٢ ملوك ١٨: ٢٦, ٢ ملوك ١٨: ٢٨, ٢ ملوك ١٨: ٣١, ٢ ملوك ١٨: ٣٦, ٢ ملوك ١٩: ١, ٢ ملوك ١٩: ٤, ٢ ملوك ١٩: ٧, ٢ ملوك ١٩: ١٠, ٢ ملوك ١٩:١٤, ٢ ملوك ١٩: ١٩, ٢ ملوك ١٩: ٢٢, ٢ ملوك ١٩: ٢٤, ٢ ملوك ١٩: ٢٥, ٢ ملوك ١٩: ٢٨, ٢ ملوك ١٩: ٢٩, ٢ ملوك ١٩: ٣٤, ٢ ملوك ١٩: ٣٥, ٢ ملوك ٢٠: ١, ٢ ملوك ٢٠: ٥, ٢ ملوك ٢٠: ٧, ٢ ملوك ٢٠: ١٠–١١, ٢ ملوك ٢٠: ١٣, ٢ ملوك ٢٠: ١٨, ٢ ملوك ٢٠: ١٩, ٢ ملوك ٢١: ٣, ٢ ملوك ٢١: ٦, ٢ ملوك ٢١: ٧, ٢ ملوك ٢١: ١١, ٢ ملوك ٢١: ١٤–١٥, ٢ ملوك ٢١: ١٦, ٢ ملوك ٢١: ٢٣, ٢ ملوك ٢١: ٢٦, ٢ ملوك ٢٢: ٢, ٢ ملوك ٢٢: ٣–٥, ٢ ملوك ٢٢: ٧, ٢ ملوك ٢٢: ٨, ٢ ملوك ٢٢: ١١, ٢ ملوك ٢٢: ١٤, ٢ ملوك ٢٢: ١٩, ٢ ملوك ٢٢: ٢٠, ٢ ملوك ٢٣: ٢, ٢ ملوك ٢٣: ٣, ٢ ملوك ٢٣: ٤, ٢ ملوك ٢٣: ٧, ٢ ملوك ٢٣: ٩, ٢ ملوك ٢٣: ١١, الملوك الثاني 23: 13, ٢ ملوك ٢٣: ١٦, ٢ ملوك ٢٣: ١٧–١٨, ٢ ملوك ٢٣: ٢٢, ٢ ملوك ٢٣: ٢٥, ٢ ملوك ٢٣: ٢٦, ٢ ملوك ٢٣: ٢٩, ٢ ملوك ٢٣: ٣٣, ٢ ملوك ٢٣: ٣٥, ٢ ملوك ٢٤: ٢, ٢ ملوك ٢٤: ٤, ٢ ملوك ٢٤: ٧, ٢ ملوك ٢٤: ١٢, ٢ ملوك ٢٤: ١٤, ٢ ملوك ٢٤: ١٧, ٢ ملوك ٢٥: ٣, ٢ ملوك ٢٥: ٤, ٢ ملوك ٢٥: ٧, ٢ ملوك ٢٥: ١٠, ٢ ملوك ٢٥: ١٢, ٢ ملوك ٢٥: ١٦, ٢ ملوك ٢٥: ٢١, ٢ ملوك ٢٥: ٢٢, ٢ ملوك ٢٥: ٢٦, ٢ ملوك ٢٥: ٢٧, ٢ ملوك ٢٥: ٢٩–٣٠</w:t>
       </w:r>
       <w:r>
         <w:rPr>

--- a/arb/docx/12.content.docx
+++ b/arb/docx/12.content.docx
@@ -132,21 +132,6 @@
           <w:lang w:val="ar_AE" w:bidi="ar_AE"/>
         </w:rPr>
         <w:t>2KI</w:t>
-      </w:r>
-      <w:r>
-        <w:rPr>
-          <w:lang w:val="ar_AE" w:bidi="ar_AE"/>
-        </w:rPr>
-      </w:r>
-    </w:p>
-    <w:p>
-      <w:pPr>
-        <w:bidi/>
-      </w:pPr>
-      <w:r>
-        <w:rPr>
-          <w:lang w:val="ar_AE" w:bidi="ar_AE"/>
-        </w:rPr>
       </w:r>
       <w:r>
         <w:rPr>

--- a/arb/docx/12.content.docx
+++ b/arb/docx/12.content.docx
@@ -22,7 +22,7 @@
         <w:rPr>
           <w:lang w:val="ar_AE" w:bidi="ar_AE"/>
         </w:rPr>
-        <w:t>Resource: أسئلة الترجمة (unfoldingWord)</w:t>
+        <w:t>Resource: unfoldingWord® Translation Questions</w:t>
       </w:r>
       <w:r>
         <w:rPr>
@@ -91,7 +91,7 @@
         <w:rPr>
           <w:lang w:val="ar_AE" w:bidi="ar_AE"/>
         </w:rPr>
-        <w:t>أسئلة الترجمة (unfoldingWord)</w:t>
+        <w:t>unfoldingWord® Translation Questions</w:t>
       </w:r>
     </w:p>
     <w:p>
